--- a/00-首页/题组Word/初赛模拟卷/真题版式/初赛模拟卷XIV（非有机·答题卡）.docx
+++ b/00-首页/题组Word/初赛模拟卷/真题版式/初赛模拟卷XIV（非有机·答题卡）.docx
@@ -426,7 +426,7 @@
       </w:tblGrid>
       <w:tr>
         <w:trPr>
-          <w:trHeight w:val="5200" w:hRule="atLeast"/>
+          <w:trHeight w:val="5720" w:hRule="atLeast"/>
           <w:cantSplit/>
         </w:trPr>
         <w:tc>
